--- a/laravel-app/database/data/internship/handbooks/cloud_computing/Beyond_Cloud_Internship_Day_171_Student_Handbook.docx
+++ b/laravel-app/database/data/internship/handbooks/cloud_computing/Beyond_Cloud_Internship_Day_171_Student_Handbook.docx
@@ -38,7 +38,7 @@
           <w:color w:val="1E293B"/>
           <w:sz w:val="28"/>
         </w:rPr>
-        <w:t>Hybrid Rural-Office Architecture</w:t>
+        <w:t>Capstone Problem Selection and Authorization</w:t>
       </w:r>
     </w:p>
     <w:p>
@@ -50,7 +50,7 @@
           <w:b w:val="0"/>
           <w:sz w:val="22"/>
         </w:rPr>
-        <w:t>Independent build. Full student study guide and practical laboratory manual for Beyond Enterprise interns.</w:t>
+        <w:t>Orientation and setup. Full student study guide and practical laboratory manual for Beyond Enterprise interns.</w:t>
       </w:r>
     </w:p>
     <w:tbl>
@@ -141,7 +141,7 @@
               <w:rPr>
                 <w:sz w:val="18"/>
               </w:rPr>
-              <w:t>Independent build</w:t>
+              <w:t>Orientation and setup</w:t>
             </w:r>
           </w:p>
         </w:tc>
@@ -154,7 +154,7 @@
               <w:rPr>
                 <w:sz w:val="18"/>
               </w:rPr>
-              <w:t>advanced</w:t>
+              <w:t>capstone</w:t>
             </w:r>
           </w:p>
         </w:tc>
@@ -167,7 +167,7 @@
               <w:rPr>
                 <w:sz w:val="18"/>
               </w:rPr>
-              <w:t>8 hours</w:t>
+              <w:t>8.0 hours</w:t>
             </w:r>
           </w:p>
         </w:tc>
@@ -180,7 +180,7 @@
               <w:rPr>
                 <w:sz w:val="18"/>
               </w:rPr>
-              <w:t>VirtualBox, Docker, GitHub, free tiers or local cloud emulators</w:t>
+              <w:t>Git, Docker, Terraform/OpenTofu, Ansible, Kubernetes local cluster, CI/CD and observabilit</w:t>
             </w:r>
           </w:p>
         </w:tc>
@@ -198,7 +198,7 @@
           <w:color w:val="0B3F90"/>
           <w:sz w:val="20"/>
         </w:rPr>
-        <w:t>Day 171 objective  Complete the independent build for Hybrid Rural-Office Architecture: Apply hybrid rural-office architecture safely and explain the result in a professional technical report.</w:t>
+        <w:t>Day 171 objective  Complete the orientation and setup for Capstone Problem Selection and Authorization: Select a cloud problem and document stakeholders, scope, accounts, budget, and approvals.</w:t>
       </w:r>
     </w:p>
     <w:p>
@@ -270,7 +270,7 @@
           <w:b w:val="0"/>
           <w:sz w:val="22"/>
         </w:rPr>
-        <w:t>Submit: Working result evidence, design/configuration files, and a list of assumptions..</w:t>
+        <w:t>Submit: Setup evidence, completed lab artifact, independent verification, cost/cleanup record, safety check, and short technical report..</w:t>
       </w:r>
     </w:p>
     <w:p>
@@ -364,7 +364,7 @@
               <w:rPr>
                 <w:sz w:val="18"/>
               </w:rPr>
-              <w:t>0:00–0:30</w:t>
+              <w:t>0:00–0:25</w:t>
             </w:r>
           </w:p>
         </w:tc>
@@ -377,7 +377,7 @@
               <w:rPr>
                 <w:sz w:val="18"/>
               </w:rPr>
-              <w:t>Rewrite objective in own words</w:t>
+              <w:t>Review prior day + authorization checklist</w:t>
             </w:r>
           </w:p>
         </w:tc>
@@ -390,7 +390,7 @@
               <w:rPr>
                 <w:sz w:val="18"/>
               </w:rPr>
-              <w:t>Frame table</w:t>
+              <w:t>Signed pre-flight</w:t>
             </w:r>
           </w:p>
         </w:tc>
@@ -405,7 +405,7 @@
               <w:rPr>
                 <w:sz w:val="18"/>
               </w:rPr>
-              <w:t>0:30–2:30</w:t>
+              <w:t>0:25–1:10</w:t>
             </w:r>
           </w:p>
         </w:tc>
@@ -418,7 +418,7 @@
               <w:rPr>
                 <w:sz w:val="18"/>
               </w:rPr>
-              <w:t>Independent build</w:t>
+              <w:t>Concept study for today's topic</w:t>
             </w:r>
           </w:p>
         </w:tc>
@@ -431,7 +431,7 @@
               <w:rPr>
                 <w:sz w:val="18"/>
               </w:rPr>
-              <w:t>Artifact</w:t>
+              <w:t>Concept notes</w:t>
             </w:r>
           </w:p>
         </w:tc>
@@ -446,7 +446,48 @@
               <w:rPr>
                 <w:sz w:val="18"/>
               </w:rPr>
-              <w:t>2:30–2:45</w:t>
+              <w:t>1:10–2:40</w:t>
+            </w:r>
+          </w:p>
+        </w:tc>
+        <w:tc>
+          <w:tcPr>
+            <w:tcW w:type="dxa" w:w="3408"/>
+          </w:tcPr>
+          <w:p>
+            <w:r>
+              <w:rPr>
+                <w:sz w:val="18"/>
+              </w:rPr>
+              <w:t>Environment verify / light setup lab</w:t>
+            </w:r>
+          </w:p>
+        </w:tc>
+        <w:tc>
+          <w:tcPr>
+            <w:tcW w:type="dxa" w:w="3408"/>
+          </w:tcPr>
+          <w:p>
+            <w:r>
+              <w:rPr>
+                <w:sz w:val="18"/>
+              </w:rPr>
+              <w:t>Working baseline</w:t>
+            </w:r>
+          </w:p>
+        </w:tc>
+      </w:tr>
+      <w:tr>
+        <w:tc>
+          <w:tcPr>
+            <w:tcW w:type="dxa" w:w="3408"/>
+          </w:tcPr>
+          <w:p>
+            <w:r>
+              <w:rPr>
+                <w:sz w:val="18"/>
+              </w:rPr>
+              <w:t>2:40–2:55</w:t>
             </w:r>
           </w:p>
         </w:tc>
@@ -487,7 +528,7 @@
               <w:rPr>
                 <w:sz w:val="18"/>
               </w:rPr>
-              <w:t>2:45–4:15</w:t>
+              <w:t>2:55–4:40</w:t>
             </w:r>
           </w:p>
         </w:tc>
@@ -500,7 +541,7 @@
               <w:rPr>
                 <w:sz w:val="18"/>
               </w:rPr>
-              <w:t>Test / measure / review</w:t>
+              <w:t>Guided mini-exercise + expected checks</w:t>
             </w:r>
           </w:p>
         </w:tc>
@@ -513,7 +554,7 @@
               <w:rPr>
                 <w:sz w:val="18"/>
               </w:rPr>
-              <w:t>Results</w:t>
+              <w:t>First evidence</w:t>
             </w:r>
           </w:p>
         </w:tc>
@@ -528,48 +569,7 @@
               <w:rPr>
                 <w:sz w:val="18"/>
               </w:rPr>
-              <w:t>4:15–5:45</w:t>
-            </w:r>
-          </w:p>
-        </w:tc>
-        <w:tc>
-          <w:tcPr>
-            <w:tcW w:type="dxa" w:w="3408"/>
-          </w:tcPr>
-          <w:p>
-            <w:r>
-              <w:rPr>
-                <w:sz w:val="18"/>
-              </w:rPr>
-              <w:t>Documentation while building</w:t>
-            </w:r>
-          </w:p>
-        </w:tc>
-        <w:tc>
-          <w:tcPr>
-            <w:tcW w:type="dxa" w:w="3408"/>
-          </w:tcPr>
-          <w:p>
-            <w:r>
-              <w:rPr>
-                <w:sz w:val="18"/>
-              </w:rPr>
-              <w:t>README notes</w:t>
-            </w:r>
-          </w:p>
-        </w:tc>
-      </w:tr>
-      <w:tr>
-        <w:tc>
-          <w:tcPr>
-            <w:tcW w:type="dxa" w:w="3408"/>
-          </w:tcPr>
-          <w:p>
-            <w:r>
-              <w:rPr>
-                <w:sz w:val="18"/>
-              </w:rPr>
-              <w:t>5:45–6:00</w:t>
+              <w:t>4:40–4:55</w:t>
             </w:r>
           </w:p>
         </w:tc>
@@ -610,7 +610,7 @@
               <w:rPr>
                 <w:sz w:val="18"/>
               </w:rPr>
-              <w:t>6:00–8:00</w:t>
+              <w:t>4:55–6:25</w:t>
             </w:r>
           </w:p>
         </w:tc>
@@ -623,7 +623,7 @@
               <w:rPr>
                 <w:sz w:val="18"/>
               </w:rPr>
-              <w:t>Evidence + report + rehearsal</w:t>
+              <w:t>Verification + troubleshooting notes</w:t>
             </w:r>
           </w:p>
         </w:tc>
@@ -636,7 +636,48 @@
               <w:rPr>
                 <w:sz w:val="18"/>
               </w:rPr>
-              <w:t>Ready pack</w:t>
+              <w:t>Rerun proof</w:t>
+            </w:r>
+          </w:p>
+        </w:tc>
+      </w:tr>
+      <w:tr>
+        <w:tc>
+          <w:tcPr>
+            <w:tcW w:type="dxa" w:w="3408"/>
+          </w:tcPr>
+          <w:p>
+            <w:r>
+              <w:rPr>
+                <w:sz w:val="18"/>
+              </w:rPr>
+              <w:t>6:25–8:00</w:t>
+            </w:r>
+          </w:p>
+        </w:tc>
+        <w:tc>
+          <w:tcPr>
+            <w:tcW w:type="dxa" w:w="3408"/>
+          </w:tcPr>
+          <w:p>
+            <w:r>
+              <w:rPr>
+                <w:sz w:val="18"/>
+              </w:rPr>
+              <w:t>Evidence pack + report draft</w:t>
+            </w:r>
+          </w:p>
+        </w:tc>
+        <w:tc>
+          <w:tcPr>
+            <w:tcW w:type="dxa" w:w="3408"/>
+          </w:tcPr>
+          <w:p>
+            <w:r>
+              <w:rPr>
+                <w:sz w:val="18"/>
+              </w:rPr>
+              <w:t>Submission draft</w:t>
             </w:r>
           </w:p>
         </w:tc>
@@ -660,7 +701,7 @@
           <w:b w:val="0"/>
           <w:sz w:val="20"/>
         </w:rPr>
-        <w:t>Curriculum objective (source of truth): Apply hybrid rural-office architecture safely and explain the result in a professional technical report.</w:t>
+        <w:t>Curriculum objective (source of truth): Select a cloud problem and document stakeholders, scope, accounts, budget, and approvals.</w:t>
       </w:r>
     </w:p>
     <w:p>
@@ -672,7 +713,7 @@
           <w:b w:val="0"/>
           <w:sz w:val="22"/>
         </w:rPr>
-        <w:t>Explain Hybrid Rural-Office Architecture to a supervisor in under two minutes.</w:t>
+        <w:t>Explain Capstone Problem Selection and Authorization to a supervisor in under two minutes.</w:t>
       </w:r>
     </w:p>
     <w:p>
@@ -684,7 +725,7 @@
           <w:b w:val="0"/>
           <w:sz w:val="22"/>
         </w:rPr>
-        <w:t>Configure or verify the approved tools required for Hybrid Rural-Office Architecture.</w:t>
+        <w:t>Configure or verify the approved tools required for Capstone Problem Selection and Authorization.</w:t>
       </w:r>
     </w:p>
     <w:p>
@@ -696,7 +737,7 @@
           <w:b w:val="0"/>
           <w:sz w:val="22"/>
         </w:rPr>
-        <w:t>Implement or perform the independent build practical for this topic.</w:t>
+        <w:t>Implement or perform the orientation and setup practical for this topic.</w:t>
       </w:r>
     </w:p>
     <w:p>
@@ -752,7 +793,7 @@
           <w:b w:val="0"/>
           <w:sz w:val="22"/>
         </w:rPr>
-        <w:t>Define the professional meaning of “Hybrid Rural-Office Architecture” before you use tools. Do not split the title into meaningless words. Connect each concept to today's practical action.</w:t>
+        <w:t>Define the professional meaning of “Capstone Problem Selection and Authorization” before you use tools. Do not split the title into meaningless words. Connect each concept to today's practical action.</w:t>
       </w:r>
     </w:p>
     <w:tbl>
@@ -873,7 +914,7 @@
               <w:rPr>
                 <w:sz w:val="18"/>
               </w:rPr>
-              <w:t>Professional practice for Hybrid Rural-Office Architecture</w:t>
+              <w:t>Professional practice for Capstone Problem Selection and Authorization</w:t>
             </w:r>
           </w:p>
         </w:tc>
@@ -1307,7 +1348,7 @@
           <w:b w:val="0"/>
           <w:sz w:val="22"/>
         </w:rPr>
-        <w:t>Tools available: VirtualBox, Docker, GitHub, free tiers or local cloud emulators.</w:t>
+        <w:t>Tools available: Git, Docker, Terraform/OpenTofu, Ansible, Kubernetes local cluster, CI/CD and observability tools.</w:t>
       </w:r>
     </w:p>
     <w:p>
@@ -1422,7 +1463,7 @@
               <w:rPr>
                 <w:sz w:val="18"/>
               </w:rPr>
-              <w:t>VirtualBox, Docker, GitHub, free tiers or local cloud emulators</w:t>
+              <w:t>Git, Docker, Terraform/OpenTofu, Ansible, Kubernetes local cluster, CI/CD and observability tools</w:t>
             </w:r>
           </w:p>
         </w:tc>
@@ -1504,7 +1545,7 @@
           <w:b w:val="0"/>
           <w:sz w:val="18"/>
         </w:rPr>
-        <w:t>└── Day_171_Hybrid_Rural_Office_Architecture/</w:t>
+        <w:t>└── Day_171_Capstone_Problem_Selection_and_Authorization/</w:t>
       </w:r>
     </w:p>
     <w:p>
@@ -1657,7 +1698,7 @@
           <w:b w:val="0"/>
           <w:sz w:val="18"/>
         </w:rPr>
-        <w:t>mkdir Beyond_Cloud_Internship\Day_171_Hybrid_Rural_Office_Architecture\evidence, Beyond_Cloud_Internship\Day_171_Hybrid_Rural_Office_Architecture\notebooks, Beyond_Cloud_Internship\Day_171_Hybrid_Rural_Office_Architecture\src, Beyond_Cloud_Internship\Day_171_Hybrid_Rural_Office_Architecture\data, Beyond_Cloud_Internship\Day_171_Hybrid_Rural_Office_Architecture\output, Beyond_Cloud_Internship\Day_171_Hybrid_Rural_Office_Architecture\report -Force</w:t>
+        <w:t>mkdir Beyond_Cloud_Internship\Day_171_Capstone_Problem_Selection_and_Authorization\evidence, Beyond_Cloud_Internship\Day_171_Capstone_Problem_Selection_and_Authorization\notebooks, Beyond_Cloud_Internship\Day_171_Capstone_Problem_Selection_and_Authorization\src, Beyond_Cloud_Internship\Day_171_Capstone_Problem_Selection_and_Authorization\data, Beyond_Cloud_Internship\Day_171_Capstone_Problem_Selection_and_Authorization\output, Beyond_Cloud_Internship\Day_171_Capstone_Problem_Selection_and_Authorization\report -Force</w:t>
       </w:r>
     </w:p>
     <w:p/>
@@ -1698,7 +1739,7 @@
           <w:b w:val="0"/>
           <w:sz w:val="18"/>
         </w:rPr>
-        <w:t>mkdir -p Beyond_Cloud_Internship/Day_171_Hybrid_Rural_Office_Architecture/{evidence,notebooks,src,data,output,report}</w:t>
+        <w:t>mkdir -p Beyond_Cloud_Internship/Day_171_Capstone_Problem_Selection_and_Authorization/{evidence,notebooks,src,data,output,report}</w:t>
       </w:r>
     </w:p>
     <w:p/>
@@ -1814,7 +1855,7 @@
           <w:color w:val="0B3F90"/>
           <w:sz w:val="24"/>
         </w:rPr>
-        <w:t>Independent build: Hybrid Rural-Office Architecture</w:t>
+        <w:t>Orientation and setup: Capstone Problem Selection and Authorization</w:t>
       </w:r>
     </w:p>
     <w:p>
@@ -1838,7 +1879,7 @@
           <w:b w:val="0"/>
           <w:sz w:val="20"/>
         </w:rPr>
-        <w:t>• Recreate the hybrid rural-office architecture solution from a stated scenario without copying the guided answer. Use only approved equipment or an isolated VM lab.</w:t>
+        <w:t>• Review Day 170 prerequisites and read the complete Day 171 objective before changing any lab resource.</w:t>
       </w:r>
     </w:p>
     <w:p>
@@ -1850,7 +1891,7 @@
           <w:b w:val="0"/>
           <w:sz w:val="20"/>
         </w:rPr>
-        <w:t>• Work only in an authorized lab, VM or on equipment assigned by Beyond.</w:t>
+        <w:t>• Confirm written authorization, account/sandbox boundary, region, quota, budget alert, and cleanup responsibility before provisioning.</w:t>
       </w:r>
     </w:p>
     <w:p>
@@ -1862,7 +1903,79 @@
           <w:b w:val="0"/>
           <w:sz w:val="20"/>
         </w:rPr>
-        <w:t>• Keep time entries truthful and ask the supervisor before changing production equipment.</w:t>
+        <w:t>• Verify only the tools required today and record versions; prefer local emulators when provider access or free-tier status is uncertain.</w:t>
+      </w:r>
+    </w:p>
+    <w:p>
+      <w:pPr>
+        <w:spacing w:after="120"/>
+      </w:pPr>
+      <w:r>
+        <w:rPr>
+          <w:b w:val="0"/>
+          <w:sz w:val="20"/>
+        </w:rPr>
+        <w:t>• Create Day_171_capstone_problem_selection_and_authorization with evidence, config or src, output, and report folders. Prevent secrets and state files from entering version control.</w:t>
+      </w:r>
+    </w:p>
+    <w:p>
+      <w:pPr>
+        <w:spacing w:after="120"/>
+      </w:pPr>
+      <w:r>
+        <w:rPr>
+          <w:b w:val="0"/>
+          <w:sz w:val="20"/>
+        </w:rPr>
+        <w:t>• Complete the practical objective: Select a cloud problem and document stakeholders, scope, accounts, budget, and approvals.</w:t>
+      </w:r>
+    </w:p>
+    <w:p>
+      <w:pPr>
+        <w:spacing w:after="120"/>
+      </w:pPr>
+      <w:r>
+        <w:rPr>
+          <w:b w:val="0"/>
+          <w:sz w:val="20"/>
+        </w:rPr>
+        <w:t>• Record commands/configuration, expected result, observed result, resource identifiers without secrets, cost/usage check, and any deviations.</w:t>
+      </w:r>
+    </w:p>
+    <w:p>
+      <w:pPr>
+        <w:spacing w:after="120"/>
+      </w:pPr>
+      <w:r>
+        <w:rPr>
+          <w:b w:val="0"/>
+          <w:sz w:val="20"/>
+        </w:rPr>
+        <w:t>• Verify independently using a second command, connectivity test, configuration diff, monitoring view, clean rerun, restore test, or peer review.</w:t>
+      </w:r>
+    </w:p>
+    <w:p>
+      <w:pPr>
+        <w:spacing w:after="120"/>
+      </w:pPr>
+      <w:r>
+        <w:rPr>
+          <w:b w:val="0"/>
+          <w:sz w:val="20"/>
+        </w:rPr>
+        <w:t>• Stop and remove only assigned disposable resources; verify deletion, released IPs/storage, stopped services, and current billing/usage dashboard where applicable.</w:t>
+      </w:r>
+    </w:p>
+    <w:p>
+      <w:pPr>
+        <w:spacing w:after="120"/>
+      </w:pPr>
+      <w:r>
+        <w:rPr>
+          <w:b w:val="0"/>
+          <w:sz w:val="20"/>
+        </w:rPr>
+        <w:t>• Package evidence and write a professional report covering architecture, security, cost, verification, troubleshooting, limitations, and AI/tool assistance.</w:t>
       </w:r>
     </w:p>
     <w:p>
@@ -1888,7 +2001,7 @@
           <w:b w:val="0"/>
           <w:sz w:val="18"/>
         </w:rPr>
-        <w:t># day_171_lab.py — Independent build: Hybrid Rural-Office Architecture</w:t>
+        <w:t># day_171_lab.py — Orientation and setup: Capstone Problem Selection and Authorization</w:t>
       </w:r>
     </w:p>
     <w:p>
@@ -1930,7 +2043,7 @@
           <w:b w:val="0"/>
           <w:sz w:val="18"/>
         </w:rPr>
-        <w:t>"""Day 171 practical starter for Hybrid Rural-Office Architecture.</w:t>
+        <w:t>"""Day 171 practical starter for Capstone Problem Selection and Authorization.</w:t>
       </w:r>
     </w:p>
     <w:p>
@@ -2112,7 +2225,7 @@
           <w:b w:val="0"/>
           <w:sz w:val="18"/>
         </w:rPr>
-        <w:t xml:space="preserve">    print("Program topic:", 'Hybrid Rural-Office Architecture')</w:t>
+        <w:t xml:space="preserve">    print("Program topic:", 'Capstone Problem Selection and Authorization')</w:t>
       </w:r>
     </w:p>
     <w:p>
@@ -2126,7 +2239,7 @@
           <w:b w:val="0"/>
           <w:sz w:val="18"/>
         </w:rPr>
-        <w:t xml:space="preserve">    print("Day mode:", 'Independent build')</w:t>
+        <w:t xml:space="preserve">    print("Day mode:", 'Orientation and setup')</w:t>
       </w:r>
     </w:p>
     <w:p>
@@ -5731,7 +5844,7 @@
           <w:b w:val="0"/>
           <w:sz w:val="22"/>
         </w:rPr>
-        <w:t>Objective addressed for Hybrid Rural-Office Architecture</w:t>
+        <w:t>Objective addressed for Capstone Problem Selection and Authorization</w:t>
       </w:r>
     </w:p>
     <w:p>
@@ -5743,7 +5856,7 @@
           <w:b w:val="0"/>
           <w:sz w:val="22"/>
         </w:rPr>
-        <w:t>Independent build practical completed</w:t>
+        <w:t>Orientation and setup practical completed</w:t>
       </w:r>
     </w:p>
     <w:p>
@@ -5835,7 +5948,7 @@
           <w:b w:val="0"/>
           <w:sz w:val="22"/>
         </w:rPr>
-        <w:t>Matches: Working result evidence, design/configuration files, and a list of assumptions.</w:t>
+        <w:t>Matches: Setup evidence, completed lab artifact, independent verification, cost/cleanup record, safety check, and short technical report.</w:t>
       </w:r>
     </w:p>
     <w:p>
@@ -5867,7 +5980,7 @@
           <w:b w:val="0"/>
           <w:sz w:val="22"/>
         </w:rPr>
-        <w:t>Explain Hybrid Rural-Office Architecture without reading.</w:t>
+        <w:t>Explain Capstone Problem Selection and Authorization without reading.</w:t>
       </w:r>
     </w:p>
     <w:p>
@@ -5959,7 +6072,7 @@
           <w:b w:val="0"/>
           <w:sz w:val="22"/>
         </w:rPr>
-        <w:t>Today is Day 171 (Independent build) on Hybrid Rural-Office Architecture. I worked only in the authorized Beyond cloud lab. I completed the practical objective, verified with a second check, and packaged evidence. Main risk: unauthorized or unsafe action; control: checklist + supervisor escalation. Limitation: classroom/lab scope only. Next: continue the topic cycle and keep documentation reproducible.</w:t>
+        <w:t>Today is Day 171 (Orientation and setup) on Capstone Problem Selection and Authorization. I worked only in the authorized Beyond cloud lab. I completed the practical objective, verified with a second check, and packaged evidence. Main risk: unauthorized or unsafe action; control: checklist + supervisor escalation. Limitation: classroom/lab scope only. Next: continue the topic cycle and keep documentation reproducible.</w:t>
       </w:r>
     </w:p>
     <w:p>
